--- a/analysis/templates/template.docx
+++ b/analysis/templates/template.docx
@@ -1106,6 +1106,10 @@
     <w:pPr>
       <w:spacing w:before="36" w:after="36"/>
     </w:pPr>
+    <w:rPr>
+      <w:sz w:val="18"/>
+      <w:szCs w:val="18"/>
+    </w:rPr>
   </w:style>
   <w:style w:type="paragraph" w:styleId="Title">
     <w:name w:val="Title"/>
@@ -1633,6 +1637,35 @@
     <w:name w:val="line number"/>
     <w:basedOn w:val="DefaultParagraphFont"/>
     <w:rsid w:val="00014752"/>
+  </w:style>
+  <w:style w:type="table" w:styleId="Table">
+    <w:name w:val="Table"/>
+    <w:basedOn w:val="TableNormal"/>
+    <w:uiPriority w:val="99"/>
+    <w:rPr>
+      <w:sz w:val="18"/>
+      <w:szCs w:val="18"/>
+    </w:rPr>
+    <w:tblPr>
+      <w:tblBorders>
+        <w:top w:val="single" w:sz="8" w:space="0" w:color="000000"/>
+        <w:bottom w:val="single" w:sz="8" w:space="0" w:color="000000"/>
+      </w:tblBorders>
+      <w:tblCellMar>
+        <w:left w:w="108" w:type="dxa"/>
+        <w:right w:w="108" w:type="dxa"/>
+      </w:tblCellMar>
+    </w:tblPr>
+    <w:tblStylePr w:type="firstRow">
+      <w:rPr>
+        <w:b/>
+      </w:rPr>
+      <w:tcPr>
+        <w:tcBorders>
+          <w:bottom w:val="single" w:sz="4" w:space="0" w:color="000000"/>
+        </w:tcBorders>
+      </w:tcPr>
+    </w:tblStylePr>
   </w:style>
 </w:styles>
 </file>

--- a/analysis/templates/template.docx
+++ b/analysis/templates/template.docx
@@ -1647,10 +1647,6 @@
       <w:szCs w:val="18"/>
     </w:rPr>
     <w:tblPr>
-      <w:tblBorders>
-        <w:top w:val="single" w:sz="8" w:space="0" w:color="000000"/>
-        <w:bottom w:val="single" w:sz="8" w:space="0" w:color="000000"/>
-      </w:tblBorders>
       <w:tblCellMar>
         <w:left w:w="108" w:type="dxa"/>
         <w:right w:w="108" w:type="dxa"/>
@@ -1660,11 +1656,6 @@
       <w:rPr>
         <w:b/>
       </w:rPr>
-      <w:tcPr>
-        <w:tcBorders>
-          <w:bottom w:val="single" w:sz="4" w:space="0" w:color="000000"/>
-        </w:tcBorders>
-      </w:tcPr>
     </w:tblStylePr>
   </w:style>
 </w:styles>
